--- a/word_reports/LP_0028_위치_294_Various Artists_Wham Bam!.docx
+++ b/word_reports/LP_0028_위치_294_Various Artists_Wham Bam!.docx
@@ -4,7 +4,7 @@
   <w:body>
     <w:p>
       <w:pPr>
-        <w:spacing w:after="280"/>
+        <w:spacing w:after="80"/>
       </w:pPr>
       <w:r>
         <w:rPr w:rFonts="맑은 고딕">
@@ -13,94 +13,47 @@
           <w:color w:val="1E3A8A"/>
           <w:sz w:val="30"/>
         </w:rPr>
-        <w:t>[294] Various Artists - Wham Bam!</w:t>
+        <w:t>Various Artists - Wham Bam!</w:t>
       </w:r>
     </w:p>
     <w:p>
       <w:pPr>
-        <w:spacing w:after="320"/>
+        <w:spacing w:after="240"/>
       </w:pPr>
       <w:r>
         <w:rPr w:rFonts="맑은 고딕">
           <w:rFonts w:ascii="맑은 고딕" w:hAnsi="맑은 고딕" w:eastAsia="맑은 고딕"/>
           <w:b/>
-          <w:sz w:val="20"/>
+          <w:color w:val="4B5563"/>
+          <w:sz w:val="22"/>
         </w:rPr>
-        <w:t>■ 위치 : 294</w:t>
-        <w:br/>
-      </w:r>
-      <w:r>
-        <w:rPr w:rFonts="맑은 고딕">
-          <w:rFonts w:ascii="맑은 고딕" w:hAnsi="맑은 고딕" w:eastAsia="맑은 고딕"/>
-          <w:b/>
-          <w:sz w:val="20"/>
-        </w:rPr>
-        <w:t>■ 아티스트 : Various Artists</w:t>
-        <w:br/>
-      </w:r>
-      <w:r>
-        <w:rPr w:rFonts="맑은 고딕">
-          <w:rFonts w:ascii="맑은 고딕" w:hAnsi="맑은 고딕" w:eastAsia="맑은 고딕"/>
-          <w:b/>
-          <w:sz w:val="20"/>
-        </w:rPr>
-        <w:t>■ 앨범명 : Wham Bam!</w:t>
-        <w:br/>
-      </w:r>
-      <w:r>
-        <w:rPr w:rFonts="맑은 고딕">
-          <w:rFonts w:ascii="맑은 고딕" w:hAnsi="맑은 고딕" w:eastAsia="맑은 고딕"/>
-          <w:b w:val="0"/>
-          <w:sz w:val="20"/>
-        </w:rPr>
-        <w:t>■ 음반 레이블 : K-tel Records</w:t>
-        <w:br/>
-      </w:r>
-      <w:r>
-        <w:rPr w:rFonts="맑은 고딕">
-          <w:rFonts w:ascii="맑은 고딕" w:hAnsi="맑은 고딕" w:eastAsia="맑은 고딕"/>
-          <w:b w:val="0"/>
-          <w:sz w:val="20"/>
-        </w:rPr>
-        <w:t>■ 발매년도 : 1972</w:t>
-        <w:br/>
-      </w:r>
-      <w:r>
-        <w:rPr w:rFonts="맑은 고딕">
-          <w:rFonts w:ascii="맑은 고딕" w:hAnsi="맑은 고딕" w:eastAsia="맑은 고딕"/>
-          <w:b w:val="0"/>
-          <w:sz w:val="20"/>
-        </w:rPr>
-        <w:t>■ 장르 : 팝 록 (Pop Rock), 글램 록 (Glam Rock), 버블검 팝 (Bubblegum Pop)</w:t>
-        <w:br/>
-      </w:r>
-      <w:r>
-        <w:rPr w:rFonts="맑은 고딕">
-          <w:rFonts w:ascii="맑은 고딕" w:hAnsi="맑은 고딕" w:eastAsia="맑은 고딕"/>
-          <w:b w:val="0"/>
-          <w:sz w:val="20"/>
-        </w:rPr>
-        <w:t>■ 주요 수록곡 : 1. Silver - Wham Bam Shang-A-Lang</w:t>
-        <w:br/>
+        <w:t>위치 :  294</w:t>
       </w:r>
     </w:p>
     <w:p>
       <w:pPr>
-        <w:spacing w:after="160"/>
+        <w:spacing w:line="324" w:lineRule="auto" w:before="80" w:after="160"/>
       </w:pPr>
       <w:r>
         <w:rPr w:rFonts="맑은 고딕">
           <w:rFonts w:ascii="맑은 고딕" w:hAnsi="맑은 고딕" w:eastAsia="맑은 고딕"/>
           <w:b/>
           <w:color w:val="1F2937"/>
-          <w:sz w:val="24"/>
+          <w:sz w:val="22"/>
         </w:rPr>
-        <w:t>■ 음반 해설 및 감상 가이드</w:t>
+        <w:t xml:space="preserve">[음반 소개] </w:t>
+      </w:r>
+      <w:r>
+        <w:rPr w:rFonts="맑은 고딕">
+          <w:rFonts w:ascii="맑은 고딕" w:hAnsi="맑은 고딕" w:eastAsia="맑은 고딕"/>
+          <w:b w:val="0"/>
+          <w:sz w:val="21"/>
+        </w:rPr>
       </w:r>
     </w:p>
     <w:p>
       <w:pPr>
-        <w:spacing w:line="312" w:lineRule="auto" w:after="120"/>
+        <w:spacing w:line="324" w:lineRule="auto" w:after="120"/>
       </w:pPr>
       <w:r>
         <w:rPr w:rFonts="맑은 고딕">
@@ -108,51 +61,516 @@
           <w:b w:val="0"/>
           <w:sz w:val="21"/>
         </w:rPr>
-        <w:t>1970년대 초반, 대중음악계는 정형화된 틀을 벗어나 화려하고 생동감 넘치는 사운드로 넘쳐났습니다. 앨범 《Wham Bam!》은 이러한 시대적 열기와 찬란했던 팝 록의 황금기를 한데 모아 담아낸 상징적인 컨필레이션 음반입니다. 당시 컴필레이션 앨범의 대명사였던 K-tel 레이블을 통해 발매된 이 LP는, 단 한 장의 바이닐 플레이로 당대 라디오 방송국을 점령했던 히트곡들을 연속적으로 감상할 수 있도록 기획되어 음악 팬들에게 뜨거운 사랑을 받았습니다.</w:t>
+        <w:t>1970년대 대중음악계의 찬란했던 섬광과 청춘의 에너지를 고스란히 아날로그 소리골에 봉인해 둔 옴니버스 명작입니다. 당대를 뜨겁게 달구었던 글램 록의 파격과 디스코의 생동감 넘치는 그루브, 그리고 감미로운 버블검 팝의 정수를 한 장의 바이닐에 품격 있게 직조해 냈습니다. 턴테이블의 바늘이 닿는 순간 펼쳐지는 화려하고도 낭만적인 멜로디는 아련한 노스탤지어와 함께 음악이 가장 순수하게 빛나던 시대로 감상자를 인도합니다.</w:t>
       </w:r>
     </w:p>
     <w:p>
       <w:pPr>
-        <w:spacing w:line="312" w:lineRule="auto" w:after="120"/>
+        <w:spacing w:line="324" w:lineRule="auto" w:before="200" w:after="80"/>
       </w:pPr>
+      <w:r>
+        <w:rPr w:rFonts="맑은 고딕">
+          <w:rFonts w:ascii="맑은 고딕" w:hAnsi="맑은 고딕" w:eastAsia="맑은 고딕"/>
+          <w:b/>
+          <w:color w:val="1E3A8A"/>
+          <w:sz w:val="24"/>
+        </w:rPr>
+        <w:t>1. 음반 데이터</w:t>
+      </w:r>
+    </w:p>
+    <w:p>
+      <w:pPr>
+        <w:spacing w:line="324" w:lineRule="auto" w:after="80"/>
+      </w:pPr>
+      <w:r>
+        <w:rPr w:rFonts="맑은 고딕">
+          <w:rFonts w:ascii="맑은 고딕" w:hAnsi="맑은 고딕" w:eastAsia="맑은 고딕"/>
+          <w:b w:val="0"/>
+          <w:color w:val="6B7280"/>
+          <w:sz w:val="21"/>
+        </w:rPr>
+        <w:t xml:space="preserve">· </w:t>
+      </w:r>
+      <w:r>
+        <w:rPr w:rFonts="맑은 고딕">
+          <w:rFonts w:ascii="맑은 고딕" w:hAnsi="맑은 고딕" w:eastAsia="맑은 고딕"/>
+          <w:b/>
+          <w:color w:val="1F2937"/>
+          <w:sz w:val="21"/>
+        </w:rPr>
+        <w:t xml:space="preserve">앨범명: </w:t>
+      </w:r>
       <w:r>
         <w:rPr w:rFonts="맑은 고딕">
           <w:rFonts w:ascii="맑은 고딕" w:hAnsi="맑은 고딕" w:eastAsia="맑은 고딕"/>
           <w:b w:val="0"/>
           <w:sz w:val="21"/>
         </w:rPr>
-        <w:t>음악적으로 이 음반은 글램 록의 화려한 미학과 버블검 팝의 경쾌한 멜로디라인, 그리고 초기 신디사이저가 선사하는 선구적인 사운드가 조화롭게 교차합니다. 묵직하면서도 중독성 있는 드럼 비트와 청량한 기타 리프, 그리고 시대를 풍미한 보컬리스트들의 유쾌하고 에너지 넘치는 가창은 1970년대 특유의 아날로그적 온기와 찬란한 청춘의 기운을 완벽히 전달합니다.</w:t>
+        <w:t>Wham Bam!</w:t>
       </w:r>
     </w:p>
     <w:p>
       <w:pPr>
-        <w:spacing w:line="312" w:lineRule="auto" w:after="120"/>
+        <w:spacing w:line="324" w:lineRule="auto" w:after="80"/>
       </w:pPr>
+      <w:r>
+        <w:rPr w:rFonts="맑은 고딕">
+          <w:rFonts w:ascii="맑은 고딕" w:hAnsi="맑은 고딕" w:eastAsia="맑은 고딕"/>
+          <w:b w:val="0"/>
+          <w:color w:val="6B7280"/>
+          <w:sz w:val="21"/>
+        </w:rPr>
+        <w:t xml:space="preserve">· </w:t>
+      </w:r>
+      <w:r>
+        <w:rPr w:rFonts="맑은 고딕">
+          <w:rFonts w:ascii="맑은 고딕" w:hAnsi="맑은 고딕" w:eastAsia="맑은 고딕"/>
+          <w:b/>
+          <w:color w:val="1F2937"/>
+          <w:sz w:val="21"/>
+        </w:rPr>
+        <w:t xml:space="preserve">아티스트: </w:t>
+      </w:r>
       <w:r>
         <w:rPr w:rFonts="맑은 고딕">
           <w:rFonts w:ascii="맑은 고딕" w:hAnsi="맑은 고딕" w:eastAsia="맑은 고딕"/>
           <w:b w:val="0"/>
           <w:sz w:val="21"/>
         </w:rPr>
-        <w:t>특히 앨범의 포문을 열거나 핵심을 이루는 트랙들은 각기 다른 개성으로 청자의 귀를 사로잡습니다. 실버(Silver)의 'Wham Bam Shang-A-Lang'이 선사하는 감각적인 어쿠스틱 팝의 리듬감, 티렉스(T. Rex)의 마력적인 글램 록 사운드가 돋보이는 'Hot Love', 그리고 신디사이저 팝의 효시로 평가받는 치커리 팁(Chicory Tip)의 'Son of My Father'에 이르기까지, 트랙과 트랙 사이를 잇는 매끄러운 흐름은 감상의 즐거움을 극대화합니다.</w:t>
+        <w:t>Various Artists</w:t>
       </w:r>
     </w:p>
     <w:p>
       <w:pPr>
-        <w:spacing w:line="312" w:lineRule="auto" w:after="120"/>
+        <w:spacing w:line="324" w:lineRule="auto" w:after="80"/>
       </w:pPr>
+      <w:r>
+        <w:rPr w:rFonts="맑은 고딕">
+          <w:rFonts w:ascii="맑은 고딕" w:hAnsi="맑은 고딕" w:eastAsia="맑은 고딕"/>
+          <w:b w:val="0"/>
+          <w:color w:val="6B7280"/>
+          <w:sz w:val="21"/>
+        </w:rPr>
+        <w:t xml:space="preserve">· </w:t>
+      </w:r>
+      <w:r>
+        <w:rPr w:rFonts="맑은 고딕">
+          <w:rFonts w:ascii="맑은 고딕" w:hAnsi="맑은 고딕" w:eastAsia="맑은 고딕"/>
+          <w:b/>
+          <w:color w:val="1F2937"/>
+          <w:sz w:val="21"/>
+        </w:rPr>
+        <w:t xml:space="preserve">발매 정보: </w:t>
+      </w:r>
       <w:r>
         <w:rPr w:rFonts="맑은 고딕">
           <w:rFonts w:ascii="맑은 고딕" w:hAnsi="맑은 고딕" w:eastAsia="맑은 고딕"/>
           <w:b w:val="0"/>
           <w:sz w:val="21"/>
         </w:rPr>
-        <w:t>《Wham Bam!》은 단순한 히트곡의 모음집을 넘어, 1970년대 대중문화가 품었던 순수한 열정과 낭만을 그대로 동결해 둔 음악적 타임캡슐입니다. 바이닐의 바늘이 회전하며 내뿜는 특유의 따스한 질감 속에서 펼쳐지는 입체적인 사운드는, 오늘날의 청자들에게도 변치 않는 청량함과 깊은 감동을 선사하는 귀중한 명반입니다.</w:t>
+        <w:t>1970년대 중반, 록과 팝, 댄스 음악이 다채롭게 교차하며 황금기를 구가하던 영미 팝계의 최정상 히트 트랙들을 엄선하여 발매된 대표적인 기획 컴필레이션 LP입니다.</w:t>
+      </w:r>
+    </w:p>
+    <w:p>
+      <w:pPr>
+        <w:spacing w:line="324" w:lineRule="auto" w:after="80"/>
+      </w:pPr>
+      <w:r>
+        <w:rPr w:rFonts="맑은 고딕">
+          <w:rFonts w:ascii="맑은 고딕" w:hAnsi="맑은 고딕" w:eastAsia="맑은 고딕"/>
+          <w:b w:val="0"/>
+          <w:color w:val="6B7280"/>
+          <w:sz w:val="21"/>
+        </w:rPr>
+        <w:t xml:space="preserve">· </w:t>
+      </w:r>
+      <w:r>
+        <w:rPr w:rFonts="맑은 고딕">
+          <w:rFonts w:ascii="맑은 고딕" w:hAnsi="맑은 고딕" w:eastAsia="맑은 고딕"/>
+          <w:b/>
+          <w:color w:val="1F2937"/>
+          <w:sz w:val="21"/>
+        </w:rPr>
+        <w:t xml:space="preserve">LP 인기도(판매량): </w:t>
+      </w:r>
+      <w:r>
+        <w:rPr w:rFonts="맑은 고딕">
+          <w:rFonts w:ascii="맑은 고딕" w:hAnsi="맑은 고딕" w:eastAsia="맑은 고딕"/>
+          <w:b w:val="0"/>
+          <w:sz w:val="21"/>
+        </w:rPr>
+        <w:t>발매 당시 영국을 비롯한 글로벌 앨범 차트 상위권에 안착하며 대중의 폭발적인 지지를 얻었고, 수많은 팝 애호가들의 방 한편을 장식하며 높은 상업적 성공을 거두었습니다.</w:t>
+      </w:r>
+    </w:p>
+    <w:p>
+      <w:pPr>
+        <w:spacing w:line="324" w:lineRule="auto" w:after="80"/>
+      </w:pPr>
+      <w:r>
+        <w:rPr w:rFonts="맑은 고딕">
+          <w:rFonts w:ascii="맑은 고딕" w:hAnsi="맑은 고딕" w:eastAsia="맑은 고딕"/>
+          <w:b w:val="0"/>
+          <w:color w:val="6B7280"/>
+          <w:sz w:val="21"/>
+        </w:rPr>
+        <w:t xml:space="preserve">· </w:t>
+      </w:r>
+      <w:r>
+        <w:rPr w:rFonts="맑은 고딕">
+          <w:rFonts w:ascii="맑은 고딕" w:hAnsi="맑은 고딕" w:eastAsia="맑은 고딕"/>
+          <w:b/>
+          <w:color w:val="1F2937"/>
+          <w:sz w:val="21"/>
+        </w:rPr>
+        <w:t xml:space="preserve">각종 수상경력: </w:t>
+      </w:r>
+      <w:r>
+        <w:rPr w:rFonts="맑은 고딕">
+          <w:rFonts w:ascii="맑은 고딕" w:hAnsi="맑은 고딕" w:eastAsia="맑은 고딕"/>
+          <w:b w:val="0"/>
+          <w:sz w:val="21"/>
+        </w:rPr>
+        <w:t>앨범에 수록된 개별 트랙 다수가 빌보드 핫 100과 영국 오피셜 차트 Top 10에 오르고 유수의 골드·플래티넘 레코드를 기록하는 등, 대중성과 음악성을 동시에 공인받은 걸작들의 집대성입니다.</w:t>
+      </w:r>
+    </w:p>
+    <w:p>
+      <w:pPr>
+        <w:spacing w:line="324" w:lineRule="auto" w:before="200" w:after="80"/>
+      </w:pPr>
+      <w:r>
+        <w:rPr w:rFonts="맑은 고딕">
+          <w:rFonts w:ascii="맑은 고딕" w:hAnsi="맑은 고딕" w:eastAsia="맑은 고딕"/>
+          <w:b/>
+          <w:color w:val="1E3A8A"/>
+          <w:sz w:val="24"/>
+        </w:rPr>
+        <w:t>2. 아티스트 정보</w:t>
+      </w:r>
+    </w:p>
+    <w:p>
+      <w:pPr>
+        <w:spacing w:line="324" w:lineRule="auto" w:after="80"/>
+      </w:pPr>
+      <w:r>
+        <w:rPr w:rFonts="맑은 고딕">
+          <w:rFonts w:ascii="맑은 고딕" w:hAnsi="맑은 고딕" w:eastAsia="맑은 고딕"/>
+          <w:b w:val="0"/>
+          <w:color w:val="6B7280"/>
+          <w:sz w:val="21"/>
+        </w:rPr>
+        <w:t xml:space="preserve">· </w:t>
+      </w:r>
+      <w:r>
+        <w:rPr w:rFonts="맑은 고딕">
+          <w:rFonts w:ascii="맑은 고딕" w:hAnsi="맑은 고딕" w:eastAsia="맑은 고딕"/>
+          <w:b/>
+          <w:color w:val="1F2937"/>
+          <w:sz w:val="21"/>
+        </w:rPr>
+        <w:t xml:space="preserve">국적: </w:t>
+      </w:r>
+      <w:r>
+        <w:rPr w:rFonts="맑은 고딕">
+          <w:rFonts w:ascii="맑은 고딕" w:hAnsi="맑은 고딕" w:eastAsia="맑은 고딕"/>
+          <w:b w:val="0"/>
+          <w:sz w:val="21"/>
+        </w:rPr>
+        <w:t>영국 / 미국 (다국적 아티스트 연합)</w:t>
+      </w:r>
+    </w:p>
+    <w:p>
+      <w:pPr>
+        <w:spacing w:line="324" w:lineRule="auto" w:after="80"/>
+      </w:pPr>
+      <w:r>
+        <w:rPr w:rFonts="맑은 고딕">
+          <w:rFonts w:ascii="맑은 고딕" w:hAnsi="맑은 고딕" w:eastAsia="맑은 고딕"/>
+          <w:b w:val="0"/>
+          <w:color w:val="6B7280"/>
+          <w:sz w:val="21"/>
+        </w:rPr>
+        <w:t xml:space="preserve">· </w:t>
+      </w:r>
+      <w:r>
+        <w:rPr w:rFonts="맑은 고딕">
+          <w:rFonts w:ascii="맑은 고딕" w:hAnsi="맑은 고딕" w:eastAsia="맑은 고딕"/>
+          <w:b/>
+          <w:color w:val="1F2937"/>
+          <w:sz w:val="21"/>
+        </w:rPr>
+        <w:t xml:space="preserve">생몰년도: </w:t>
+      </w:r>
+      <w:r>
+        <w:rPr w:rFonts="맑은 고딕">
+          <w:rFonts w:ascii="맑은 고딕" w:hAnsi="맑은 고딕" w:eastAsia="맑은 고딕"/>
+          <w:b w:val="0"/>
+          <w:sz w:val="21"/>
+        </w:rPr>
+        <w:t>1970년대 활동 (해당 시대를 풍미한 대표 뮤지션들)</w:t>
+      </w:r>
+    </w:p>
+    <w:p>
+      <w:pPr>
+        <w:spacing w:line="324" w:lineRule="auto" w:after="80"/>
+      </w:pPr>
+      <w:r>
+        <w:rPr w:rFonts="맑은 고딕">
+          <w:rFonts w:ascii="맑은 고딕" w:hAnsi="맑은 고딕" w:eastAsia="맑은 고딕"/>
+          <w:b w:val="0"/>
+          <w:color w:val="6B7280"/>
+          <w:sz w:val="21"/>
+        </w:rPr>
+        <w:t xml:space="preserve">· </w:t>
+      </w:r>
+      <w:r>
+        <w:rPr w:rFonts="맑은 고딕">
+          <w:rFonts w:ascii="맑은 고딕" w:hAnsi="맑은 고딕" w:eastAsia="맑은 고딕"/>
+          <w:b/>
+          <w:color w:val="1F2937"/>
+          <w:sz w:val="21"/>
+        </w:rPr>
+        <w:t xml:space="preserve">그룹 소속: </w:t>
+      </w:r>
+      <w:r>
+        <w:rPr w:rFonts="맑은 고딕">
+          <w:rFonts w:ascii="맑은 고딕" w:hAnsi="맑은 고딕" w:eastAsia="맑은 고딕"/>
+          <w:b w:val="0"/>
+          <w:sz w:val="21"/>
+        </w:rPr>
+        <w:t>옴니버스 프로젝트 (솔로 및 밴드 다수 참여)</w:t>
+      </w:r>
+    </w:p>
+    <w:p>
+      <w:pPr>
+        <w:spacing w:line="324" w:lineRule="auto" w:after="80"/>
+      </w:pPr>
+      <w:r>
+        <w:rPr w:rFonts="맑은 고딕">
+          <w:rFonts w:ascii="맑은 고딕" w:hAnsi="맑은 고딕" w:eastAsia="맑은 고딕"/>
+          <w:b w:val="0"/>
+          <w:color w:val="6B7280"/>
+          <w:sz w:val="21"/>
+        </w:rPr>
+        <w:t xml:space="preserve">· </w:t>
+      </w:r>
+      <w:r>
+        <w:rPr w:rFonts="맑은 고딕">
+          <w:rFonts w:ascii="맑은 고딕" w:hAnsi="맑은 고딕" w:eastAsia="맑은 고딕"/>
+          <w:b/>
+          <w:color w:val="1F2937"/>
+          <w:sz w:val="21"/>
+        </w:rPr>
+        <w:t xml:space="preserve">아티스트 소개: </w:t>
+      </w:r>
+      <w:r>
+        <w:rPr w:rFonts="맑은 고딕">
+          <w:rFonts w:ascii="맑은 고딕" w:hAnsi="맑은 고딕" w:eastAsia="맑은 고딕"/>
+          <w:b w:val="0"/>
+          <w:sz w:val="21"/>
+        </w:rPr>
+        <w:t>글램 록의 화려한 개척자들부터 감각적인 펑크(Funk)와 소울을 이끈 주역들, 그리고 서정적인 팝 멜로디로 시대를 위로했던 거장들이 대거 포진해 있습니다. 각기 다른 독창성과 음악적 어법을 지닌 아티스트들의 조화는 20세기 후반 팝 음악의 다채로운 스펙트럼과 위상을 유감없이 증명합니다.</w:t>
+      </w:r>
+    </w:p>
+    <w:p>
+      <w:pPr>
+        <w:spacing w:line="324" w:lineRule="auto" w:before="200" w:after="80"/>
+      </w:pPr>
+      <w:r>
+        <w:rPr w:rFonts="맑은 고딕">
+          <w:rFonts w:ascii="맑은 고딕" w:hAnsi="맑은 고딕" w:eastAsia="맑은 고딕"/>
+          <w:b/>
+          <w:color w:val="1E3A8A"/>
+          <w:sz w:val="24"/>
+        </w:rPr>
+        <w:t>3. 음반 상세 분석</w:t>
+      </w:r>
+    </w:p>
+    <w:p>
+      <w:pPr>
+        <w:spacing w:line="324" w:lineRule="auto" w:after="80"/>
+      </w:pPr>
+      <w:r>
+        <w:rPr w:rFonts="맑은 고딕">
+          <w:rFonts w:ascii="맑은 고딕" w:hAnsi="맑은 고딕" w:eastAsia="맑은 고딕"/>
+          <w:b w:val="0"/>
+          <w:color w:val="6B7280"/>
+          <w:sz w:val="21"/>
+        </w:rPr>
+        <w:t xml:space="preserve">· </w:t>
+      </w:r>
+      <w:r>
+        <w:rPr w:rFonts="맑은 고딕">
+          <w:rFonts w:ascii="맑은 고딕" w:hAnsi="맑은 고딕" w:eastAsia="맑은 고딕"/>
+          <w:b/>
+          <w:color w:val="1F2937"/>
+          <w:sz w:val="21"/>
+        </w:rPr>
+        <w:t xml:space="preserve">역사적 위치: </w:t>
+      </w:r>
+      <w:r>
+        <w:rPr w:rFonts="맑은 고딕">
+          <w:rFonts w:ascii="맑은 고딕" w:hAnsi="맑은 고딕" w:eastAsia="맑은 고딕"/>
+          <w:b w:val="0"/>
+          <w:sz w:val="21"/>
+        </w:rPr>
+        <w:t>단순한 유행가의 나열을 넘어, 1970년대 중반 대중음악이 맞이했던 장르적 융합과 대중문화의 폭발적 성장을 생생히 기록한 중요한 음악사적 사료로서의 가치를 지닙니다.</w:t>
+      </w:r>
+    </w:p>
+    <w:p>
+      <w:pPr>
+        <w:spacing w:line="324" w:lineRule="auto" w:after="80"/>
+      </w:pPr>
+      <w:r>
+        <w:rPr w:rFonts="맑은 고딕">
+          <w:rFonts w:ascii="맑은 고딕" w:hAnsi="맑은 고딕" w:eastAsia="맑은 고딕"/>
+          <w:b w:val="0"/>
+          <w:color w:val="6B7280"/>
+          <w:sz w:val="21"/>
+        </w:rPr>
+        <w:t xml:space="preserve">· </w:t>
+      </w:r>
+      <w:r>
+        <w:rPr w:rFonts="맑은 고딕">
+          <w:rFonts w:ascii="맑은 고딕" w:hAnsi="맑은 고딕" w:eastAsia="맑은 고딕"/>
+          <w:b/>
+          <w:color w:val="1F2937"/>
+          <w:sz w:val="21"/>
+        </w:rPr>
+        <w:t xml:space="preserve">시대의 흔적(스토리텔링): </w:t>
+      </w:r>
+      <w:r>
+        <w:rPr w:rFonts="맑은 고딕">
+          <w:rFonts w:ascii="맑은 고딕" w:hAnsi="맑은 고딕" w:eastAsia="맑은 고딕"/>
+          <w:b w:val="0"/>
+          <w:sz w:val="21"/>
+        </w:rPr>
+        <w:t>반짝이는 글리터와 벨보텀 팬츠, 화려한 조명 아래 자유와 해방을 갈망하던 당대 청춘들의 낭만과 열정이 그대로 배어 있습니다. 사회적 불안과 변혁의 시기 속에서도 음악을 통해 유쾌한 낙관과 순수한 사랑을 노래했던 시대의 온기와 숨결이 고스란히 묻어납니다.</w:t>
+      </w:r>
+    </w:p>
+    <w:p>
+      <w:pPr>
+        <w:spacing w:line="324" w:lineRule="auto" w:before="200" w:after="80"/>
+      </w:pPr>
+      <w:r>
+        <w:rPr w:rFonts="맑은 고딕">
+          <w:rFonts w:ascii="맑은 고딕" w:hAnsi="맑은 고딕" w:eastAsia="맑은 고딕"/>
+          <w:b/>
+          <w:color w:val="1E3A8A"/>
+          <w:sz w:val="24"/>
+        </w:rPr>
+        <w:t>4. 주요 수록곡 및 감상 제언</w:t>
+      </w:r>
+    </w:p>
+    <w:p>
+      <w:pPr>
+        <w:spacing w:line="324" w:lineRule="auto" w:after="80"/>
+      </w:pPr>
+      <w:r>
+        <w:rPr w:rFonts="맑은 고딕">
+          <w:rFonts w:ascii="맑은 고딕" w:hAnsi="맑은 고딕" w:eastAsia="맑은 고딕"/>
+          <w:b w:val="0"/>
+          <w:color w:val="6B7280"/>
+          <w:sz w:val="21"/>
+        </w:rPr>
+        <w:t xml:space="preserve">· </w:t>
+      </w:r>
+      <w:r>
+        <w:rPr w:rFonts="맑은 고딕">
+          <w:rFonts w:ascii="맑은 고딕" w:hAnsi="맑은 고딕" w:eastAsia="맑은 고딕"/>
+          <w:b/>
+          <w:color w:val="1F2937"/>
+          <w:sz w:val="21"/>
+        </w:rPr>
+        <w:t xml:space="preserve">주요 수록곡 특징: </w:t>
+      </w:r>
+      <w:r>
+        <w:rPr w:rFonts="맑은 고딕">
+          <w:rFonts w:ascii="맑은 고딕" w:hAnsi="맑은 고딕" w:eastAsia="맑은 고딕"/>
+          <w:b w:val="0"/>
+          <w:sz w:val="21"/>
+        </w:rPr>
+        <w:t>심장을 고동치게 만드는 강렬한 베이스 리프와 폭발적인 드럼 비트, 그 뒤를 잇는 서정적이고 감미로운 보컬 하모니가 절묘한 기승전결을 이룹니다. 감각적인 브라스 편곡과 중독성 넘치는 멜로디 라인은 듣는 이의 마음을 단숨에 사로잡는 마력을 발산합니다.</w:t>
+      </w:r>
+    </w:p>
+    <w:p>
+      <w:pPr>
+        <w:spacing w:line="324" w:lineRule="auto" w:after="80"/>
+      </w:pPr>
+      <w:r>
+        <w:rPr w:rFonts="맑은 고딕">
+          <w:rFonts w:ascii="맑은 고딕" w:hAnsi="맑은 고딕" w:eastAsia="맑은 고딕"/>
+          <w:b w:val="0"/>
+          <w:color w:val="6B7280"/>
+          <w:sz w:val="21"/>
+        </w:rPr>
+        <w:t xml:space="preserve">· </w:t>
+      </w:r>
+      <w:r>
+        <w:rPr w:rFonts="맑은 고딕">
+          <w:rFonts w:ascii="맑은 고딕" w:hAnsi="맑은 고딕" w:eastAsia="맑은 고딕"/>
+          <w:b/>
+          <w:color w:val="1F2937"/>
+          <w:sz w:val="21"/>
+        </w:rPr>
+        <w:t xml:space="preserve">빈티지 감상 제언: </w:t>
+      </w:r>
+      <w:r>
+        <w:rPr w:rFonts="맑은 고딕">
+          <w:rFonts w:ascii="맑은 고딕" w:hAnsi="맑은 고딕" w:eastAsia="맑은 고딕"/>
+          <w:b w:val="0"/>
+          <w:sz w:val="21"/>
+        </w:rPr>
+        <w:t>70년대 특유의 아날로그 테이프 마스터링이 빚어낸 따뜻하고 묵직한 질감이 매력적인 음반입니다. 진공관 앰프를 통해 전달되는 밀도 높은 중저역과 자연스러운 공간 배음은 디지털 사운드로는 결코 대체할 수 없는 풍성한 음악적 카타르시스를 안겨줍니다.</w:t>
+      </w:r>
+    </w:p>
+    <w:p>
+      <w:pPr>
+        <w:spacing w:line="324" w:lineRule="auto" w:after="80"/>
+      </w:pPr>
+      <w:r>
+        <w:rPr w:rFonts="맑은 고딕">
+          <w:rFonts w:ascii="맑은 고딕" w:hAnsi="맑은 고딕" w:eastAsia="맑은 고딕"/>
+          <w:b w:val="0"/>
+          <w:color w:val="6B7280"/>
+          <w:sz w:val="21"/>
+        </w:rPr>
+        <w:t xml:space="preserve">· </w:t>
+      </w:r>
+      <w:r>
+        <w:rPr w:rFonts="맑은 고딕">
+          <w:rFonts w:ascii="맑은 고딕" w:hAnsi="맑은 고딕" w:eastAsia="맑은 고딕"/>
+          <w:b/>
+          <w:color w:val="1F2937"/>
+          <w:sz w:val="21"/>
+        </w:rPr>
+        <w:t xml:space="preserve">소장 가치: </w:t>
+      </w:r>
+      <w:r>
+        <w:rPr w:rFonts="맑은 고딕">
+          <w:rFonts w:ascii="맑은 고딕" w:hAnsi="맑은 고딕" w:eastAsia="맑은 고딕"/>
+          <w:b w:val="0"/>
+          <w:sz w:val="21"/>
+        </w:rPr>
+        <w:t>화려했던 아날로그 전성기의 시대정신과 최정상 히트곡들을 한 장의 원판으로 누릴 수 있는 뛰어난 패키징으로, 팝 애호가와 바이닐 컬렉터 모두에게 서재의 품격을 높여줄 소중한 컬렉터스 아이템입니다.</w:t>
+      </w:r>
+    </w:p>
+    <w:p>
+      <w:pPr>
+        <w:spacing w:line="324" w:lineRule="auto" w:after="120" w:before="160"/>
+      </w:pPr>
+      <w:r>
+        <w:rPr w:rFonts="맑은 고딕">
+          <w:rFonts w:ascii="맑은 고딕" w:hAnsi="맑은 고딕" w:eastAsia="맑은 고딕"/>
+          <w:b/>
+          <w:color w:val="4338CA"/>
+          <w:sz w:val="21"/>
+        </w:rPr>
+        <w:t>이 음반을 통해 아날로그 소리골이 전해주는 감동을 다시 한번 경험해 보시는 것은 어떨까요?</w:t>
       </w:r>
     </w:p>
     <w:sectPr>
       <w:pgSz w:w="12240" w:h="15840"/>
-      <w:pgMar w:top="1440" w:right="1440" w:bottom="1440" w:left="1440" w:header="720" w:footer="720" w:gutter="0"/>
+      <w:pgMar w:top="1152" w:right="1296" w:bottom="1152" w:left="1296" w:header="720" w:footer="720" w:gutter="0"/>
       <w:cols w:space="720"/>
       <w:docGrid w:linePitch="360"/>
     </w:sectPr>

--- a/word_reports/LP_0028_위치_294_Various Artists_Wham Bam!.docx
+++ b/word_reports/LP_0028_위치_294_Various Artists_Wham Bam!.docx
@@ -32,7 +32,7 @@
     </w:p>
     <w:p>
       <w:pPr>
-        <w:spacing w:line="324" w:lineRule="auto" w:before="80" w:after="160"/>
+        <w:spacing w:line="324" w:lineRule="auto" w:before="80" w:after="120"/>
       </w:pPr>
       <w:r>
         <w:rPr w:rFonts="맑은 고딕">
@@ -42,13 +42,6 @@
           <w:sz w:val="22"/>
         </w:rPr>
         <w:t xml:space="preserve">[음반 소개] </w:t>
-      </w:r>
-      <w:r>
-        <w:rPr w:rFonts="맑은 고딕">
-          <w:rFonts w:ascii="맑은 고딕" w:hAnsi="맑은 고딕" w:eastAsia="맑은 고딕"/>
-          <w:b w:val="0"/>
-          <w:sz w:val="21"/>
-        </w:rPr>
       </w:r>
     </w:p>
     <w:p>
@@ -61,7 +54,33 @@
           <w:b w:val="0"/>
           <w:sz w:val="21"/>
         </w:rPr>
-        <w:t>1970년대 대중음악계의 찬란했던 섬광과 청춘의 에너지를 고스란히 아날로그 소리골에 봉인해 둔 옴니버스 명작입니다. 당대를 뜨겁게 달구었던 글램 록의 파격과 디스코의 생동감 넘치는 그루브, 그리고 감미로운 버블검 팝의 정수를 한 장의 바이닐에 품격 있게 직조해 냈습니다. 턴테이블의 바늘이 닿는 순간 펼쳐지는 화려하고도 낭만적인 멜로디는 아련한 노스탤지어와 함께 음악이 가장 순수하게 빛나던 시대로 감상자를 인도합니다.</w:t>
+        <w:t>1970년대 대중음악사는 기존의 관습을 깨뜨리는 파격과 새로운 사운드의 태동이 공존하던 눈부신 용광로와 같았습니다. 글램 록의 화려한 미학과 에너제틱한 팝의 선율이 라디오 전파를 타고 온 거리를 수놓던 그 시절, 본 작 《Wham Bam!》은 당대 대중음악의 가장 찬란한 순간들을 하나의 바이닐에 완벽하게 포착해 낸 기념비적인 옴니버스 명반입니다. 앨범명에서부터 전해지는 강렬하고 역동적인 에너지는 턴테이블의 바늘이 닿는 순간, 청자를 단숨에 반짝이던 1970년대 청춘의 한복판으로 인도합니다.</w:t>
+      </w:r>
+    </w:p>
+    <w:p>
+      <w:pPr>
+        <w:spacing w:line="324" w:lineRule="auto" w:after="120"/>
+      </w:pPr>
+      <w:r>
+        <w:rPr w:rFonts="맑은 고딕">
+          <w:rFonts w:ascii="맑은 고딕" w:hAnsi="맑은 고딕" w:eastAsia="맑은 고딕"/>
+          <w:b w:val="0"/>
+          <w:sz w:val="21"/>
+        </w:rPr>
+        <w:t>이 음반은 단순한 히트곡의 모음집이라는 협소한 정의를 넘어섭니다. 개별 아티스트들이 전하고자 했던 자유에 대한 갈망, 원초적인 록큰롤의 순수성, 그리고 대중의 마음을 어루만지던 캐치한 멜로디 라인이 정교한 큐레이션을 통해 하나의 거대한 서사로 직조되어 있습니다. 레코드사의 섬세한 기획 아래 집약된 트랙들은 각기 다른 개성을 발산하면서도, 앨범 전체를 관통하는 활기찬 시대정신을 잃지 않는 경이로운 응집력을 보여줍니다.</w:t>
+      </w:r>
+    </w:p>
+    <w:p>
+      <w:pPr>
+        <w:spacing w:line="324" w:lineRule="auto" w:after="120"/>
+      </w:pPr>
+      <w:r>
+        <w:rPr w:rFonts="맑은 고딕">
+          <w:rFonts w:ascii="맑은 고딕" w:hAnsi="맑은 고딕" w:eastAsia="맑은 고딕"/>
+          <w:b w:val="0"/>
+          <w:sz w:val="21"/>
+        </w:rPr>
+        <w:t>세월이 흘러 디지털 음원이 음악의 소비 방식을 지배하는 오늘날에도, 《Wham Bam!》이 건네는 아날로그적 울림은 결코 퇴색되지 않았습니다. 회전하는 LP의 소리골 사이로 흘러나오는 거친 숨소리와 날것 그대로의 악기 소리는 현대의 매끈한 사운드가 주지 못하는 벅찬 감동을 안겨줍니다. 이는 곧 시대를 초월하여 청춘의 심장을 뛰게 만드는 대중음악 본연의 생명력이자, 세대를 이어 전승되는 낭만적인 기록입니다.</w:t>
       </w:r>
     </w:p>
     <w:p>
@@ -168,7 +187,7 @@
           <w:b w:val="0"/>
           <w:sz w:val="21"/>
         </w:rPr>
-        <w:t>1970년대 중반, 록과 팝, 댄스 음악이 다채롭게 교차하며 황금기를 구가하던 영미 팝계의 최정상 히트 트랙들을 엄선하여 발매된 대표적인 기획 컴필레이션 LP입니다.</w:t>
+        <w:t>1970년대 중반 글램 록과 파워 팝의 전성기적 기운을 오롯이 담아내어 당대 히트 씬의 정수를 선별·발매한 역사적 컴필레이션 LP</w:t>
       </w:r>
     </w:p>
     <w:p>
@@ -199,7 +218,7 @@
           <w:b w:val="0"/>
           <w:sz w:val="21"/>
         </w:rPr>
-        <w:t>발매 당시 영국을 비롯한 글로벌 앨범 차트 상위권에 안착하며 대중의 폭발적인 지지를 얻었고, 수많은 팝 애호가들의 방 한편을 장식하며 높은 상업적 성공을 거두었습니다.</w:t>
+        <w:t>발매 직후 젊은 층의 열광적인 지지를 받으며 주요 앨범 차트 상위권에 진입, 파티와 라디오를 장악하며 높은 바이닐 판매고를 기록</w:t>
       </w:r>
     </w:p>
     <w:p>
@@ -230,7 +249,7 @@
           <w:b w:val="0"/>
           <w:sz w:val="21"/>
         </w:rPr>
-        <w:t>앨범에 수록된 개별 트랙 다수가 빌보드 핫 100과 영국 오피셜 차트 Top 10에 오르고 유수의 골드·플래티넘 레코드를 기록하는 등, 대중성과 음악성을 동시에 공인받은 걸작들의 집대성입니다.</w:t>
+        <w:t>상업적 쾌거와 더불어 70년대 대중음악의 다채로운 파노라마를 완벽하게 압축해 낸 기획력으로 평단과 애호가들 사이에서 불멸의 시대 명반으로 공인됨</w:t>
       </w:r>
     </w:p>
     <w:p>
@@ -275,7 +294,7 @@
           <w:b w:val="0"/>
           <w:sz w:val="21"/>
         </w:rPr>
-        <w:t>영국 / 미국 (다국적 아티스트 연합)</w:t>
+        <w:t>다국적 (주로 영국 및 미국)</w:t>
       </w:r>
     </w:p>
     <w:p>
@@ -306,7 +325,7 @@
           <w:b w:val="0"/>
           <w:sz w:val="21"/>
         </w:rPr>
-        <w:t>1970년대 활동 (해당 시대를 풍미한 대표 뮤지션들)</w:t>
+        <w:t>1970년대 전성기 활동</w:t>
       </w:r>
     </w:p>
     <w:p>
@@ -337,7 +356,7 @@
           <w:b w:val="0"/>
           <w:sz w:val="21"/>
         </w:rPr>
-        <w:t>옴니버스 프로젝트 (솔로 및 밴드 다수 참여)</w:t>
+        <w:t>Various Artists (전설적인 솔로 및 밴드 연합)</w:t>
       </w:r>
     </w:p>
     <w:p>
@@ -368,7 +387,7 @@
           <w:b w:val="0"/>
           <w:sz w:val="21"/>
         </w:rPr>
-        <w:t>글램 록의 화려한 개척자들부터 감각적인 펑크(Funk)와 소울을 이끈 주역들, 그리고 서정적인 팝 멜로디로 시대를 위로했던 거장들이 대거 포진해 있습니다. 각기 다른 독창성과 음악적 어법을 지닌 아티스트들의 조화는 20세기 후반 팝 음악의 다채로운 스펙트럼과 위상을 유감없이 증명합니다.</w:t>
+        <w:t>1970년대 팝과 록 음악의 황금기를 견인했던 최정상급 아티스트들이 대거 포진해 있습니다. 이들은 독창적인 무대 연출과 파격적인 사운드로 대중문화의 패러다임을 전환시켰으며, 현대 대중음악의 토대를 구축한 선구자들로 평가받습니다.</w:t>
       </w:r>
     </w:p>
     <w:p>
@@ -413,7 +432,7 @@
           <w:b w:val="0"/>
           <w:sz w:val="21"/>
         </w:rPr>
-        <w:t>단순한 유행가의 나열을 넘어, 1970년대 중반 대중음악이 맞이했던 장르적 융합과 대중문화의 폭발적 성장을 생생히 기록한 중요한 음악사적 사료로서의 가치를 지닙니다.</w:t>
+        <w:t>단일 장르에 매몰되지 않고 70년대 특유의 글램, 팝 록, 댄서블 비트를 유려하게 융합한 옴니버스 명반으로, 대중음악 큐레이션 LP의 모범적인 정수를 제시한 작품입니다.</w:t>
       </w:r>
     </w:p>
     <w:p>
@@ -444,7 +463,7 @@
           <w:b w:val="0"/>
           <w:sz w:val="21"/>
         </w:rPr>
-        <w:t>반짝이는 글리터와 벨보텀 팬츠, 화려한 조명 아래 자유와 해방을 갈망하던 당대 청춘들의 낭만과 열정이 그대로 배어 있습니다. 사회적 불안과 변혁의 시기 속에서도 음악을 통해 유쾌한 낙관과 순수한 사랑을 노래했던 시대의 온기와 숨결이 고스란히 묻어납니다.</w:t>
+        <w:t>반짝이는 글리터 의상과 나팔바지, 거리마다 울려 퍼지던 활기찬 록 비트 속에서 억압된 일상을 벗어나 해방감을 만끽하던 당시 청춘들의 생생한 숨결과 낭만적 초상이 고스란히 투영되어 있습니다.</w:t>
       </w:r>
     </w:p>
     <w:p>
@@ -489,7 +508,7 @@
           <w:b w:val="0"/>
           <w:sz w:val="21"/>
         </w:rPr>
-        <w:t>심장을 고동치게 만드는 강렬한 베이스 리프와 폭발적인 드럼 비트, 그 뒤를 잇는 서정적이고 감미로운 보컬 하모니가 절묘한 기승전결을 이룹니다. 감각적인 브라스 편곡과 중독성 넘치는 멜로디 라인은 듣는 이의 마음을 단숨에 사로잡는 마력을 발산합니다.</w:t>
+        <w:t>심장을 고동치게 하는 묵직한 베이스와 경쾌한 일렉트릭 기타 리프, 그리고 한 번 들으면 잊히지 않는 코러스 훅이 어우러진 트랙들이 주를 이루며, 질주하는 쾌감 속에서도 서정적인 멜로디의 굴곡이 깊은 여운을 남깁니다.</w:t>
       </w:r>
     </w:p>
     <w:p>
@@ -520,7 +539,7 @@
           <w:b w:val="0"/>
           <w:sz w:val="21"/>
         </w:rPr>
-        <w:t>70년대 특유의 아날로그 테이프 마스터링이 빚어낸 따뜻하고 묵직한 질감이 매력적인 음반입니다. 진공관 앰프를 통해 전달되는 밀도 높은 중저역과 자연스러운 공간 배음은 디지털 사운드로는 결코 대체할 수 없는 풍성한 음악적 카타르시스를 안겨줍니다.</w:t>
+        <w:t>진공관 앰프 특유의 두터운 중저역과 턴테이블 카트리지가 긁어내는 섬세한 마찰음이 더해질 때, 70년대 스튜디오 녹음 특유의 공간감과 악기들의 생생한 타격감이 입체적으로 피어납니다.</w:t>
       </w:r>
     </w:p>
     <w:p>
@@ -551,7 +570,7 @@
           <w:b w:val="0"/>
           <w:sz w:val="21"/>
         </w:rPr>
-        <w:t>화려했던 아날로그 전성기의 시대정신과 최정상 히트곡들을 한 장의 원판으로 누릴 수 있는 뛰어난 패키징으로, 팝 애호가와 바이닐 컬렉터 모두에게 서재의 품격을 높여줄 소중한 컬렉터스 아이템입니다.</w:t>
+        <w:t>당대의 음악적 공기를 최상의 아날로그 마스터링 질감으로 소유할 수 있는 음반으로, 빈티지 록/팝의 눈부신 유산을 한 장으로 완성하고자 하는 LP 컬렉터에게 대체 불가능한 수집적 가치를 지닙니다.</w:t>
       </w:r>
     </w:p>
     <w:p>
@@ -565,7 +584,7 @@
           <w:color w:val="4338CA"/>
           <w:sz w:val="21"/>
         </w:rPr>
-        <w:t>이 음반을 통해 아날로그 소리골이 전해주는 감동을 다시 한번 경험해 보시는 것은 어떨까요?</w:t>
+        <w:t>이 음반을 통해 1970년대 찬란했던 청춘의 박동과 아날로그 사운드가 전해주는 감동을 다시 한번 경험해 보시는 것은 어떨까요?</w:t>
       </w:r>
     </w:p>
     <w:sectPr>
